--- a/paper/tables/ExtendedDataTable1.docx
+++ b/paper/tables/ExtendedDataTable1.docx
@@ -8,7 +8,7 @@
           <w:b/>
           <w:sz w:val="16"/>
         </w:rPr>
-        <w:t>Extended Data Table 1 | Gold-standard evaluation of the governed pipeline</w:t>
+        <w:t>Extended Data Table 1 | The reference standard: gold-standard evaluation of the deterministic pipeline</w:t>
       </w:r>
     </w:p>
     <w:tbl>
